--- a/8_channle_ldpc_llr_adjust/6.12周进展总结.docx
+++ b/8_channle_ldpc_llr_adjust/6.12周进展总结.docx
@@ -199,16 +199,7 @@
           <w:szCs w:val="24"/>
           <w:lang w:val="en-US" w:eastAsia="zh-CN"/>
         </w:rPr>
-        <w:t>3.尝试将</w:t>
-      </w:r>
-      <w:r>
-        <w:rPr>
-          <w:rFonts w:hint="eastAsia"/>
-          <w:sz w:val="24"/>
-          <w:szCs w:val="24"/>
-          <w:lang w:val="en-US" w:eastAsia="zh-CN"/>
-        </w:rPr>
-        <w:t>INFO_LEN和q_x放到BLK_K的case中赋值，但最终综合资源和时序未实现优化。</w:t>
+        <w:t>3.尝试将INFO_LEN和q_x放到BLK_K的case中赋值，但最终综合资源和时序未实现优化。</w:t>
       </w:r>
       <w:r>
         <w:rPr>
@@ -332,19 +323,10 @@
           <w:szCs w:val="24"/>
           <w:lang w:val="en-US" w:eastAsia="zh-CN"/>
         </w:rPr>
-        <w:t>5.尚未将其整合到ldpc_decode模块进行仿真和综合</w:t>
+        <w:t>5.尚未将其整合到ldpc_decode模块进行仿真和综合。</w:t>
       </w:r>
       <w:bookmarkStart w:id="0" w:name="_GoBack"/>
       <w:bookmarkEnd w:id="0"/>
-      <w:r>
-        <w:rPr>
-          <w:rFonts w:hint="eastAsia"/>
-          <w:sz w:val="24"/>
-          <w:szCs w:val="24"/>
-          <w:lang w:val="en-US" w:eastAsia="zh-CN"/>
-        </w:rPr>
-        <w:t>，准备调休结束后整合。</w:t>
-      </w:r>
     </w:p>
     <w:sectPr>
       <w:pgSz w:w="11906" w:h="16838"/>
